--- a/docs/Rapport_Membre1_ObRail.docx
+++ b/docs/Rapport_Membre1_ObRail.docx
@@ -125,7 +125,7 @@
         <w:pStyle w:val="ListBullet"/>
       </w:pPr>
       <w:r>
-        <w:t>Recadrage de l'axe IA, justifié par les données : l'axe initial « substitution avion → train » est démontré non soutenable (seulement 0,08 % des trajets ≥ 800 km). L'équipe a retenu un axe non supervisé de découverte de familles de dessertes (clustering).</w:t>
+        <w:t>Recadrage de l'axe IA, justifié par les données : l'axe initial « substitution avion → train » n'est pas soutenable comme tâche d'apprentissage naïve (0,08 % des trajets ≥ 800 km, et circularité d'un label fabriqué par seuil). L'axe principal retenu est non supervisé (clustering de familles de dessertes) ; un livrable de classification supervisée a été ajouté en complément, sous forme d'une cible synthétique encadrée (cf. étape 3b).</w:t>
       </w:r>
     </w:p>
     <w:p>
@@ -159,7 +159,7 @@
           <w:b w:val="0"/>
           <w:i w:val="0"/>
         </w:rPr>
-        <w:t>Un jeu de features propre et documenté (data/obrail_features.csv, 52 305 lignes × 14 colonnes), accompagné de son dictionnaire de données et d'un protocole train/val/test reproductible, prêt pour la modélisation par les Membres 2 et 3.</w:t>
+        <w:t>Un jeu de features propre et documenté (data/obrail_features.csv, 52 305 lignes × 16 colonnes — dont la cible supervisée classe_substitution et le découpage stratifié split_classif), accompagné de son dictionnaire de données et d'un protocole train/val/test reproductible, prêt pour la modélisation par les Membres 2 et 3.</w:t>
       </w:r>
     </w:p>
     <w:p>
@@ -354,7 +354,7 @@
           <w:b w:val="0"/>
           <w:i w:val="0"/>
         </w:rPr>
-        <w:t>L'équipe avait initialement envisagé un axe d'« identification des lignes candidates à la substitution avion → train ». L'analyse des données (étape 2) a montré que cet axe n'était pas soutenable sur ce jeu de données — un constat déterminant qu'il valait mieux établir tôt.</w:t>
+        <w:t>L'équipe avait initialement envisagé un axe d'« identification des lignes candidates à la substitution avion → train ». L'analyse des données (étape 2) a montré que cet axe n'était pas soutenable en l'état sur ce jeu de données — un constat déterminant qu'il valait mieux établir tôt. Le livrable imposant néanmoins une tâche supervisée, cet axe est repris en complément à l'étape 3b sous une forme encadrée (cible synthétique, sans circularité).</w:t>
       </w:r>
     </w:p>
     <w:p>
@@ -915,7 +915,7 @@
           <w:b w:val="0"/>
           <w:i w:val="0"/>
         </w:rPr>
-        <w:t>La substitution avion → train n'a de sens qu'au-delà de ~500–800 km. Or seulement 624 trajets (1,2 %) atteignent 500 km et 41 (0,08 %) atteignent 800 km. L'axe initial concerne donc une part marginale du réseau : il est statistiquement indéfendable.</w:t>
+        <w:t>La substitution avion → train n'a de sens qu'au-delà de ~500–800 km. Or seulement 624 trajets (1,2 %) atteignent 500 km et 41 (0,08 %) atteignent 800 km. L'axe initial ne concerne qu'une part marginale du réseau : il ne peut donc être traité que comme une cible synthétique encadrée (étape 3b), pas comme une vérité terrain observée.</w:t>
       </w:r>
     </w:p>
     <w:p>
@@ -1511,13 +1511,233 @@
     <w:p/>
     <w:p>
       <w:pPr>
+        <w:pStyle w:val="Heading1"/>
+      </w:pPr>
+      <w:r>
+        <w:t>5. Étape 3b — Construction de la cible supervisée (classification)</w:t>
+      </w:r>
+    </w:p>
+    <w:p>
+      <w:r>
+        <w:rPr>
+          <w:b w:val="0"/>
+        </w:rPr>
+        <w:t>Le clustering reste l'axe d'analyse principal et le plus fidèle aux données. Le livrable impose toutefois une tâche supervisée (régression logistique, RandomForest, XGBoost, LightGBM). Une cible de classification a donc été construite en complément, en assumant explicitement ses limites et en neutralisant la circularité identifiée à l'étape 1.</w:t>
+      </w:r>
+    </w:p>
+    <w:p>
+      <w:r>
+        <w:rPr>
+          <w:b/>
+        </w:rPr>
+        <w:t>Définition de la cible.</w:t>
+      </w:r>
+    </w:p>
+    <w:p>
+      <w:r>
+        <w:rPr>
+          <w:b w:val="0"/>
+        </w:rPr>
+        <w:t>La variable classe_substitution affecte chaque service à une bande de distance, proxy de la compétitivité de l'aérien sur le corridor. Elle n'est calculée que sur les 23 687 services (45 %) dont la distance est connue ; les autres restent non étiquetés.</w:t>
+      </w:r>
+    </w:p>
+    <w:tbl>
+      <w:tblPr>
+        <w:tblStyle w:val="LightGrid-Accent1"/>
+        <w:tblW w:type="auto" w:w="0"/>
+        <w:tblLook w:firstColumn="1" w:firstRow="1" w:lastColumn="0" w:lastRow="0" w:noHBand="0" w:noVBand="1" w:val="04A0"/>
+      </w:tblPr>
+      <w:tblGrid>
+        <w:gridCol w:w="2880"/>
+        <w:gridCol w:w="2880"/>
+        <w:gridCol w:w="2880"/>
+      </w:tblGrid>
+      <w:tr>
+        <w:tc>
+          <w:tcPr>
+            <w:tcW w:type="dxa" w:w="2880"/>
+          </w:tcPr>
+          <w:p>
+            <w:r>
+              <w:t>Classe</w:t>
+            </w:r>
+          </w:p>
+        </w:tc>
+        <w:tc>
+          <w:tcPr>
+            <w:tcW w:type="dxa" w:w="2880"/>
+          </w:tcPr>
+          <w:p>
+            <w:r>
+              <w:t>Règle (distance)</w:t>
+            </w:r>
+          </w:p>
+        </w:tc>
+        <w:tc>
+          <w:tcPr>
+            <w:tcW w:type="dxa" w:w="2880"/>
+          </w:tcPr>
+          <w:p>
+            <w:r>
+              <w:t>Effectif et justification du seuil</w:t>
+            </w:r>
+          </w:p>
+        </w:tc>
+      </w:tr>
+      <w:tr>
+        <w:tc>
+          <w:tcPr>
+            <w:tcW w:type="dxa" w:w="2880"/>
+          </w:tcPr>
+          <w:p>
+            <w:r>
+              <w:t>non_pertinent</w:t>
+            </w:r>
+          </w:p>
+        </w:tc>
+        <w:tc>
+          <w:tcPr>
+            <w:tcW w:type="dxa" w:w="2880"/>
+          </w:tcPr>
+          <w:p>
+            <w:r>
+              <w:t>&lt; 300 km</w:t>
+            </w:r>
+          </w:p>
+        </w:tc>
+        <w:tc>
+          <w:tcPr>
+            <w:tcW w:type="dxa" w:w="2880"/>
+          </w:tcPr>
+          <w:p>
+            <w:r>
+              <w:t>20 835 — l'aérien intérieur n'a quasi pas d'offre, le train domine déjà</w:t>
+            </w:r>
+          </w:p>
+        </w:tc>
+      </w:tr>
+      <w:tr>
+        <w:tc>
+          <w:tcPr>
+            <w:tcW w:type="dxa" w:w="2880"/>
+          </w:tcPr>
+          <w:p>
+            <w:r>
+              <w:t>substitution_difficile</w:t>
+            </w:r>
+          </w:p>
+        </w:tc>
+        <w:tc>
+          <w:tcPr>
+            <w:tcW w:type="dxa" w:w="2880"/>
+          </w:tcPr>
+          <w:p>
+            <w:r>
+              <w:t>300 – 500 km</w:t>
+            </w:r>
+          </w:p>
+        </w:tc>
+        <w:tc>
+          <w:tcPr>
+            <w:tcW w:type="dxa" w:w="2880"/>
+          </w:tcPr>
+          <w:p>
+            <w:r>
+              <w:t>2 228 — zone de bascule (dépend de la vitesse du service)</w:t>
+            </w:r>
+          </w:p>
+        </w:tc>
+      </w:tr>
+      <w:tr>
+        <w:tc>
+          <w:tcPr>
+            <w:tcW w:type="dxa" w:w="2880"/>
+          </w:tcPr>
+          <w:p>
+            <w:r>
+              <w:t>substitution_possible</w:t>
+            </w:r>
+          </w:p>
+        </w:tc>
+        <w:tc>
+          <w:tcPr>
+            <w:tcW w:type="dxa" w:w="2880"/>
+          </w:tcPr>
+          <w:p>
+            <w:r>
+              <w:t>≥ 500 km</w:t>
+            </w:r>
+          </w:p>
+        </w:tc>
+        <w:tc>
+          <w:tcPr>
+            <w:tcW w:type="dxa" w:w="2880"/>
+          </w:tcPr>
+          <w:p>
+            <w:r>
+              <w:t>624 — corridors aériens : règle des ~3 h, loi française 2023, Green Deal</w:t>
+            </w:r>
+          </w:p>
+        </w:tc>
+      </w:tr>
+    </w:tbl>
+    <w:p>
+      <w:r>
+        <w:rPr>
+          <w:b/>
+        </w:rPr>
+        <w:t>Garde-fous anti-circularité.</w:t>
+      </w:r>
+    </w:p>
+    <w:p>
+      <w:r>
+        <w:rPr>
+          <w:b w:val="0"/>
+        </w:rPr>
+        <w:t>Pour ne pas se contenter de ré-apprendre le seuil, les variables distance_km (source de la cible) et vitesse_kmh (= distance / durée × 60, corrélation 1,0) sont exclues des entrées. Le modèle prédit la bande de distance à partir du seul profil d'exploitation : durée, CO₂, horaire, service de nuit, caractère transfrontalier et pays. duree_minutes et emission_co2_kg restent corrélées à la distance (≈ 0,89) mais ne la recomposent pas : c'est un signal légitime, pas une fuite.</w:t>
+      </w:r>
+    </w:p>
+    <w:p>
+      <w:r>
+        <w:rPr>
+          <w:b/>
+        </w:rPr>
+        <w:t>Découpage et évaluation.</w:t>
+      </w:r>
+    </w:p>
+    <w:p>
+      <w:r>
+        <w:rPr>
+          <w:b w:val="0"/>
+        </w:rPr>
+        <w:t>Un découpage stratifié 70 / 15 / 15 (colonne split_classif, distincte du split de clustering) garantit la présence des trois classes dans l'entraînement, la validation et le test (437 / 94 / 93 pour la classe minoritaire). Vu le déséquilibre (classe positive ≈ 2,6 %), l'évaluation doit privilégier le F1 macro, le rappel par classe et la matrice de confusion plutôt que l'exactitude globale.</w:t>
+      </w:r>
+    </w:p>
+    <w:p>
+      <w:r>
+        <w:rPr>
+          <w:b/>
+        </w:rPr>
+        <w:t>Convergence avec le clustering.</w:t>
+      </w:r>
+    </w:p>
+    <w:p>
+      <w:r>
+        <w:rPr>
+          <w:b w:val="0"/>
+        </w:rPr>
+        <w:t>Cette cible recoupe le cluster « longue distance » (famille 3, distance médiane 502 km) découvert sans étiquette à l'étape 3 : les deux approches convergent vers le même sous-réseau, ce qui conforte la cohérence métier de la cible.</w:t>
+      </w:r>
+    </w:p>
+    <w:p>
+      <w:pPr>
         <w:pStyle w:val="Heading2"/>
       </w:pPr>
       <w:r>
         <w:rPr>
           <w:color w:val="1F4E79"/>
         </w:rPr>
-        <w:t>5. Environnement et reproductibilité</w:t>
+        <w:t>6. Environnement et reproductibilité</w:t>
       </w:r>
     </w:p>
     <w:p>
@@ -1560,7 +1780,7 @@
         <w:rPr>
           <w:color w:val="1F4E79"/>
         </w:rPr>
-        <w:t>6. Livrables et interface avec l'équipe</w:t>
+        <w:t>7. Livrables et interface avec l'équipe</w:t>
       </w:r>
     </w:p>
     <w:tbl>
@@ -1713,6 +1933,28 @@
           </w:p>
         </w:tc>
       </w:tr>
+      <w:tr>
+        <w:tc>
+          <w:tcPr>
+            <w:tcW w:type="dxa" w:w="4320"/>
+          </w:tcPr>
+          <w:p>
+            <w:r>
+              <w:t>Notebook cible supervisée (étape 3b)</w:t>
+            </w:r>
+          </w:p>
+        </w:tc>
+        <w:tc>
+          <w:tcPr>
+            <w:tcW w:type="dxa" w:w="4320"/>
+          </w:tcPr>
+          <w:p>
+            <w:r>
+              <w:t>notebooks/02b_cible_substitution.ipynb</w:t>
+            </w:r>
+          </w:p>
+        </w:tc>
+      </w:tr>
     </w:tbl>
     <w:p/>
     <w:p>
@@ -1721,7 +1963,7 @@
           <w:b w:val="0"/>
           <w:i w:val="0"/>
         </w:rPr>
-        <w:t>Le contrat de livraison vers les Membres 2 et 3 est le fichier data/obrail_features.csv : les colonnes duree_minutes_z, heure_decimale_z et is_nuit sont les features de clustering prêtes à l'emploi ; la colonne split fixe le protocole d'évaluation.</w:t>
+        <w:t>Le contrat de livraison vers les Membres 2 et 3 est le fichier data/obrail_features.csv. Pour le clustering : les colonnes duree_minutes_z, heure_decimale_z et is_nuit sont les features prêtes à l'emploi, la colonne split fixe le protocole d'évaluation. Pour la classification supervisée : la cible classe_substitution (3 classes) et le découpage stratifié split_classif sont fournis, à prédire à partir des features d'exploitation hors distance_km et vitesse_kmh (cf. étape 3b).</w:t>
       </w:r>
     </w:p>
     <w:p>
@@ -1732,7 +1974,7 @@
         <w:rPr>
           <w:color w:val="1F4E79"/>
         </w:rPr>
-        <w:t>7. Limites et perspectives</w:t>
+        <w:t>8. Limites et perspectives</w:t>
       </w:r>
     </w:p>
     <w:p>
@@ -1757,6 +1999,14 @@
       </w:pPr>
       <w:r>
         <w:t>Le faible nombre de variables réellement indépendantes invite à compléter, à terme, par des données externes (fréquence hebdomadaire, fréquentation) pour affiner les familles de dessertes.</w:t>
+      </w:r>
+    </w:p>
+    <w:p>
+      <w:pPr>
+        <w:pStyle w:val="ListBullet"/>
+      </w:pPr>
+      <w:r>
+        <w:t>La cible classe_substitution est synthétique (construite par seuil, sans données avion) : elle vaut comme exercice de classification supervisée encadré, non comme vérité terrain de substitution modale.</w:t>
       </w:r>
     </w:p>
     <w:sectPr>
